--- a/flow/20230914_vu_template/drafts/2024-11-u/10-НД-20_ПП-Ераста-г3.docx
+++ b/flow/20230914_vu_template/drafts/2024-11-u/10-НД-20_ПП-Ераста-г3.docx
@@ -12040,689 +12040,624 @@
     </w:p>
     <w:p>
       <w:pPr>
-        <w:spacing w:after="120"/>
-        <w:rPr>
-          <w:rFonts w:ascii="Times New Roman" w:hAnsi="Times New Roman" w:cs="Times New Roman"/>
-          <w:sz w:val="24"/>
-          <w:szCs w:val="24"/>
-        </w:rPr>
-      </w:pPr>
-      <w:r>
-        <w:rPr>
-          <w:rFonts w:ascii="Times New Roman" w:hAnsi="Times New Roman" w:cs="Times New Roman"/>
+        <w:pStyle w:val="Normal"/>
+        <w:spacing w:after="120"/>
+      </w:pPr>
+      <w:r>
+        <w:rPr>
+          <w:rFonts w:ascii="Times New Roman" w:hAnsi="Times New Roman"/>
           <w:b/>
           <w:color w:val="000000"/>
           <w:sz w:val="24"/>
-          <w:szCs w:val="24"/>
-        </w:rPr>
-        <w:t>Го</w:t>
-      </w:r>
-      <w:r>
-        <w:rPr>
-          <w:rFonts w:ascii="Times New Roman" w:hAnsi="Times New Roman" w:cs="Times New Roman"/>
-          <w:sz w:val="24"/>
-          <w:szCs w:val="24"/>
-        </w:rPr>
-        <w:t>́</w:t>
-      </w:r>
-      <w:r>
-        <w:rPr>
-          <w:rFonts w:ascii="Times New Roman" w:hAnsi="Times New Roman" w:cs="Times New Roman"/>
+        </w:rPr>
+        <w:t xml:space="preserve">Го́споди, взива́ю я до Те́бе, ви́слухай мене́.* </w:t>
+      </w:r>
+      <w:r>
+        <w:rPr>
+          <w:rFonts w:ascii="Times New Roman" w:hAnsi="Times New Roman"/>
           <w:b/>
           <w:color w:val="000000"/>
           <w:sz w:val="24"/>
-          <w:szCs w:val="24"/>
-        </w:rPr>
-        <w:t>споди, взива</w:t>
-      </w:r>
-      <w:r>
-        <w:rPr>
-          <w:rFonts w:ascii="Times New Roman" w:hAnsi="Times New Roman" w:cs="Times New Roman"/>
-          <w:sz w:val="24"/>
-          <w:szCs w:val="24"/>
-        </w:rPr>
-        <w:t>́</w:t>
-      </w:r>
-      <w:r>
-        <w:rPr>
-          <w:rFonts w:ascii="Times New Roman" w:hAnsi="Times New Roman" w:cs="Times New Roman"/>
+        </w:rPr>
+        <w:t>Ви</w:t>
+      </w:r>
+      <w:r>
+        <w:rPr>
+          <w:rFonts w:ascii="Times New Roman" w:hAnsi="Times New Roman"/>
           <w:b/>
           <w:color w:val="000000"/>
           <w:sz w:val="24"/>
-          <w:szCs w:val="24"/>
-        </w:rPr>
-        <w:t>ю я до Те</w:t>
-      </w:r>
-      <w:r>
-        <w:rPr>
-          <w:rFonts w:ascii="Times New Roman" w:hAnsi="Times New Roman" w:cs="Times New Roman"/>
-          <w:sz w:val="24"/>
-          <w:szCs w:val="24"/>
         </w:rPr>
         <w:t>́</w:t>
       </w:r>
       <w:r>
         <w:rPr>
-          <w:rFonts w:ascii="Times New Roman" w:hAnsi="Times New Roman" w:cs="Times New Roman"/>
+          <w:rFonts w:ascii="Times New Roman" w:hAnsi="Times New Roman"/>
           <w:b/>
           <w:color w:val="000000"/>
           <w:sz w:val="24"/>
-          <w:szCs w:val="24"/>
-        </w:rPr>
-        <w:t>бе, ви</w:t>
-      </w:r>
-      <w:r>
-        <w:rPr>
-          <w:rFonts w:ascii="Times New Roman" w:hAnsi="Times New Roman" w:cs="Times New Roman"/>
-          <w:sz w:val="24"/>
-          <w:szCs w:val="24"/>
-        </w:rPr>
-        <w:t>́</w:t>
-      </w:r>
-      <w:r>
-        <w:rPr>
-          <w:rFonts w:ascii="Times New Roman" w:hAnsi="Times New Roman" w:cs="Times New Roman"/>
+        </w:rPr>
+        <w:t>слухай мене</w:t>
+      </w:r>
+      <w:r>
+        <w:rPr>
+          <w:rFonts w:ascii="Times New Roman" w:hAnsi="Times New Roman"/>
           <w:b/>
           <w:color w:val="000000"/>
           <w:sz w:val="24"/>
-          <w:szCs w:val="24"/>
-        </w:rPr>
-        <w:t>слухай мене</w:t>
-      </w:r>
-      <w:r>
-        <w:rPr>
-          <w:rFonts w:ascii="Times New Roman" w:hAnsi="Times New Roman" w:cs="Times New Roman"/>
-          <w:sz w:val="24"/>
-          <w:szCs w:val="24"/>
         </w:rPr>
         <w:t>́</w:t>
       </w:r>
       <w:r>
         <w:rPr>
-          <w:rFonts w:ascii="Times New Roman" w:hAnsi="Times New Roman" w:cs="Times New Roman"/>
+          <w:rFonts w:ascii="Times New Roman" w:hAnsi="Times New Roman"/>
           <w:b/>
           <w:color w:val="000000"/>
           <w:sz w:val="24"/>
-          <w:szCs w:val="24"/>
-        </w:rPr>
-        <w:t>.* Ви</w:t>
-      </w:r>
-      <w:r>
-        <w:rPr>
-          <w:rFonts w:ascii="Times New Roman" w:hAnsi="Times New Roman" w:cs="Times New Roman"/>
-          <w:sz w:val="24"/>
-          <w:szCs w:val="24"/>
-        </w:rPr>
-        <w:t>́</w:t>
-      </w:r>
-      <w:r>
-        <w:rPr>
-          <w:rFonts w:ascii="Times New Roman" w:hAnsi="Times New Roman" w:cs="Times New Roman"/>
+        </w:rPr>
+        <w:t>, Го</w:t>
+      </w:r>
+      <w:r>
+        <w:rPr>
+          <w:rFonts w:ascii="Times New Roman" w:hAnsi="Times New Roman"/>
           <w:b/>
           <w:color w:val="000000"/>
           <w:sz w:val="24"/>
-          <w:szCs w:val="24"/>
-        </w:rPr>
-        <w:t>слухай мене, Го</w:t>
-      </w:r>
-      <w:r>
-        <w:rPr>
-          <w:rFonts w:ascii="Times New Roman" w:hAnsi="Times New Roman" w:cs="Times New Roman"/>
-          <w:sz w:val="24"/>
-          <w:szCs w:val="24"/>
         </w:rPr>
         <w:t>́</w:t>
       </w:r>
       <w:r>
         <w:rPr>
-          <w:rFonts w:ascii="Times New Roman" w:hAnsi="Times New Roman" w:cs="Times New Roman"/>
+          <w:rFonts w:ascii="Times New Roman" w:hAnsi="Times New Roman"/>
           <w:b/>
           <w:color w:val="000000"/>
           <w:sz w:val="24"/>
-          <w:szCs w:val="24"/>
         </w:rPr>
         <w:t>споди.* Го</w:t>
       </w:r>
       <w:r>
         <w:rPr>
-          <w:rFonts w:ascii="Times New Roman" w:hAnsi="Times New Roman" w:cs="Times New Roman"/>
-          <w:sz w:val="24"/>
-          <w:szCs w:val="24"/>
-        </w:rPr>
-        <w:t>́</w:t>
-      </w:r>
-      <w:r>
-        <w:rPr>
-          <w:rFonts w:ascii="Times New Roman" w:hAnsi="Times New Roman" w:cs="Times New Roman"/>
+          <w:rFonts w:ascii="Times New Roman" w:hAnsi="Times New Roman"/>
           <w:b/>
           <w:color w:val="000000"/>
           <w:sz w:val="24"/>
-          <w:szCs w:val="24"/>
-        </w:rPr>
-        <w:t>споди, взива</w:t>
-      </w:r>
-      <w:r>
-        <w:rPr>
-          <w:rFonts w:ascii="Times New Roman" w:hAnsi="Times New Roman" w:cs="Times New Roman"/>
-          <w:sz w:val="24"/>
-          <w:szCs w:val="24"/>
         </w:rPr>
         <w:t>́</w:t>
       </w:r>
       <w:r>
         <w:rPr>
-          <w:rFonts w:ascii="Times New Roman" w:hAnsi="Times New Roman" w:cs="Times New Roman"/>
+          <w:rFonts w:ascii="Times New Roman" w:hAnsi="Times New Roman"/>
           <w:b/>
           <w:color w:val="000000"/>
           <w:sz w:val="24"/>
-          <w:szCs w:val="24"/>
-        </w:rPr>
-        <w:t>ю я до Те</w:t>
-      </w:r>
-      <w:r>
-        <w:rPr>
-          <w:rFonts w:ascii="Times New Roman" w:hAnsi="Times New Roman" w:cs="Times New Roman"/>
-          <w:sz w:val="24"/>
-          <w:szCs w:val="24"/>
-        </w:rPr>
-        <w:t>́</w:t>
-      </w:r>
-      <w:r>
-        <w:rPr>
-          <w:rFonts w:ascii="Times New Roman" w:hAnsi="Times New Roman" w:cs="Times New Roman"/>
+        </w:rPr>
+        <w:t>споди, взива</w:t>
+      </w:r>
+      <w:r>
+        <w:rPr>
+          <w:rFonts w:ascii="Times New Roman" w:hAnsi="Times New Roman"/>
           <w:b/>
           <w:color w:val="000000"/>
           <w:sz w:val="24"/>
-          <w:szCs w:val="24"/>
-        </w:rPr>
-        <w:t>бе, ви</w:t>
-      </w:r>
-      <w:r>
-        <w:rPr>
-          <w:rFonts w:ascii="Times New Roman" w:hAnsi="Times New Roman" w:cs="Times New Roman"/>
-          <w:sz w:val="24"/>
-          <w:szCs w:val="24"/>
         </w:rPr>
         <w:t>́</w:t>
       </w:r>
       <w:r>
         <w:rPr>
-          <w:rFonts w:ascii="Times New Roman" w:hAnsi="Times New Roman" w:cs="Times New Roman"/>
+          <w:rFonts w:ascii="Times New Roman" w:hAnsi="Times New Roman"/>
           <w:b/>
           <w:color w:val="000000"/>
           <w:sz w:val="24"/>
-          <w:szCs w:val="24"/>
-        </w:rPr>
-        <w:t>слухай мене</w:t>
-      </w:r>
-      <w:r>
-        <w:rPr>
-          <w:rFonts w:ascii="Times New Roman" w:hAnsi="Times New Roman" w:cs="Times New Roman"/>
-          <w:sz w:val="24"/>
-          <w:szCs w:val="24"/>
-        </w:rPr>
-        <w:t>́</w:t>
-      </w:r>
-      <w:r>
-        <w:rPr>
-          <w:rFonts w:ascii="Times New Roman" w:hAnsi="Times New Roman" w:cs="Times New Roman"/>
+        </w:rPr>
+        <w:t>ю я до Те</w:t>
+      </w:r>
+      <w:r>
+        <w:rPr>
+          <w:rFonts w:ascii="Times New Roman" w:hAnsi="Times New Roman"/>
           <w:b/>
           <w:color w:val="000000"/>
           <w:sz w:val="24"/>
-          <w:szCs w:val="24"/>
-        </w:rPr>
-        <w:t>.* Почу</w:t>
-      </w:r>
-      <w:r>
-        <w:rPr>
-          <w:rFonts w:ascii="Times New Roman" w:hAnsi="Times New Roman" w:cs="Times New Roman"/>
-          <w:sz w:val="24"/>
-          <w:szCs w:val="24"/>
         </w:rPr>
         <w:t>́</w:t>
       </w:r>
       <w:r>
         <w:rPr>
-          <w:rFonts w:ascii="Times New Roman" w:hAnsi="Times New Roman" w:cs="Times New Roman"/>
+          <w:rFonts w:ascii="Times New Roman" w:hAnsi="Times New Roman"/>
           <w:b/>
           <w:color w:val="000000"/>
           <w:sz w:val="24"/>
-          <w:szCs w:val="24"/>
-        </w:rPr>
-        <w:t>й го</w:t>
-      </w:r>
-      <w:r>
-        <w:rPr>
-          <w:rFonts w:ascii="Times New Roman" w:hAnsi="Times New Roman" w:cs="Times New Roman"/>
-          <w:sz w:val="24"/>
-          <w:szCs w:val="24"/>
-        </w:rPr>
-        <w:t>́</w:t>
-      </w:r>
-      <w:r>
-        <w:rPr>
-          <w:rFonts w:ascii="Times New Roman" w:hAnsi="Times New Roman" w:cs="Times New Roman"/>
+        </w:rPr>
+        <w:t>бе, ви</w:t>
+      </w:r>
+      <w:r>
+        <w:rPr>
+          <w:rFonts w:ascii="Times New Roman" w:hAnsi="Times New Roman"/>
           <w:b/>
           <w:color w:val="000000"/>
           <w:sz w:val="24"/>
-          <w:szCs w:val="24"/>
-        </w:rPr>
-        <w:t>лос молі</w:t>
-      </w:r>
-      <w:r>
-        <w:rPr>
-          <w:rFonts w:ascii="Times New Roman" w:hAnsi="Times New Roman" w:cs="Times New Roman"/>
-          <w:sz w:val="24"/>
-          <w:szCs w:val="24"/>
         </w:rPr>
         <w:t>́</w:t>
       </w:r>
       <w:r>
         <w:rPr>
-          <w:rFonts w:ascii="Times New Roman" w:hAnsi="Times New Roman" w:cs="Times New Roman"/>
+          <w:rFonts w:ascii="Times New Roman" w:hAnsi="Times New Roman"/>
           <w:b/>
           <w:color w:val="000000"/>
           <w:sz w:val="24"/>
-          <w:szCs w:val="24"/>
-        </w:rPr>
-        <w:t>ння мого</w:t>
-      </w:r>
-      <w:r>
-        <w:rPr>
-          <w:rFonts w:ascii="Times New Roman" w:hAnsi="Times New Roman" w:cs="Times New Roman"/>
-          <w:sz w:val="24"/>
-          <w:szCs w:val="24"/>
-        </w:rPr>
-        <w:t>́</w:t>
-      </w:r>
-      <w:r>
-        <w:rPr>
-          <w:rFonts w:ascii="Times New Roman" w:hAnsi="Times New Roman" w:cs="Times New Roman"/>
+        </w:rPr>
+        <w:t>слухай мене</w:t>
+      </w:r>
+      <w:r>
+        <w:rPr>
+          <w:rFonts w:ascii="Times New Roman" w:hAnsi="Times New Roman"/>
           <w:b/>
           <w:color w:val="000000"/>
           <w:sz w:val="24"/>
-          <w:szCs w:val="24"/>
-        </w:rPr>
-        <w:t>,* коли</w:t>
-      </w:r>
-      <w:r>
-        <w:rPr>
-          <w:rFonts w:ascii="Times New Roman" w:hAnsi="Times New Roman" w:cs="Times New Roman"/>
-          <w:sz w:val="24"/>
-          <w:szCs w:val="24"/>
         </w:rPr>
         <w:t>́</w:t>
       </w:r>
       <w:r>
         <w:rPr>
-          <w:rFonts w:ascii="Times New Roman" w:hAnsi="Times New Roman" w:cs="Times New Roman"/>
+          <w:rFonts w:ascii="Times New Roman" w:hAnsi="Times New Roman"/>
           <w:b/>
           <w:color w:val="000000"/>
           <w:sz w:val="24"/>
-          <w:szCs w:val="24"/>
-        </w:rPr>
-        <w:t xml:space="preserve"> взива</w:t>
-      </w:r>
-      <w:r>
-        <w:rPr>
-          <w:rFonts w:ascii="Times New Roman" w:hAnsi="Times New Roman" w:cs="Times New Roman"/>
-          <w:sz w:val="24"/>
-          <w:szCs w:val="24"/>
-        </w:rPr>
-        <w:t>́</w:t>
-      </w:r>
-      <w:r>
-        <w:rPr>
-          <w:rFonts w:ascii="Times New Roman" w:hAnsi="Times New Roman" w:cs="Times New Roman"/>
+        </w:rPr>
+        <w:t>.* Почу</w:t>
+      </w:r>
+      <w:r>
+        <w:rPr>
+          <w:rFonts w:ascii="Times New Roman" w:hAnsi="Times New Roman"/>
           <w:b/>
           <w:color w:val="000000"/>
           <w:sz w:val="24"/>
-          <w:szCs w:val="24"/>
-        </w:rPr>
-        <w:t>ю до Те</w:t>
-      </w:r>
-      <w:r>
-        <w:rPr>
-          <w:rFonts w:ascii="Times New Roman" w:hAnsi="Times New Roman" w:cs="Times New Roman"/>
-          <w:sz w:val="24"/>
-          <w:szCs w:val="24"/>
         </w:rPr>
         <w:t>́</w:t>
       </w:r>
       <w:r>
         <w:rPr>
-          <w:rFonts w:ascii="Times New Roman" w:hAnsi="Times New Roman" w:cs="Times New Roman"/>
+          <w:rFonts w:ascii="Times New Roman" w:hAnsi="Times New Roman"/>
           <w:b/>
           <w:color w:val="000000"/>
           <w:sz w:val="24"/>
-          <w:szCs w:val="24"/>
-        </w:rPr>
-        <w:t>бе.* Ви</w:t>
-      </w:r>
-      <w:r>
-        <w:rPr>
-          <w:rFonts w:ascii="Times New Roman" w:hAnsi="Times New Roman" w:cs="Times New Roman"/>
-          <w:sz w:val="24"/>
-          <w:szCs w:val="24"/>
-        </w:rPr>
-        <w:t>́</w:t>
-      </w:r>
-      <w:r>
-        <w:rPr>
-          <w:rFonts w:ascii="Times New Roman" w:hAnsi="Times New Roman" w:cs="Times New Roman"/>
+        </w:rPr>
+        <w:t>й го</w:t>
+      </w:r>
+      <w:r>
+        <w:rPr>
+          <w:rFonts w:ascii="Times New Roman" w:hAnsi="Times New Roman"/>
           <w:b/>
           <w:color w:val="000000"/>
           <w:sz w:val="24"/>
-          <w:szCs w:val="24"/>
-        </w:rPr>
-        <w:t>слухай мене</w:t>
-      </w:r>
-      <w:r>
-        <w:rPr>
-          <w:rFonts w:ascii="Times New Roman" w:hAnsi="Times New Roman" w:cs="Times New Roman"/>
-          <w:sz w:val="24"/>
-          <w:szCs w:val="24"/>
         </w:rPr>
         <w:t>́</w:t>
       </w:r>
       <w:r>
         <w:rPr>
-          <w:rFonts w:ascii="Times New Roman" w:hAnsi="Times New Roman" w:cs="Times New Roman"/>
+          <w:rFonts w:ascii="Times New Roman" w:hAnsi="Times New Roman"/>
           <w:b/>
           <w:color w:val="000000"/>
           <w:sz w:val="24"/>
-          <w:szCs w:val="24"/>
-        </w:rPr>
-        <w:t>, Го</w:t>
-      </w:r>
-      <w:r>
-        <w:rPr>
-          <w:rFonts w:ascii="Times New Roman" w:hAnsi="Times New Roman" w:cs="Times New Roman"/>
-          <w:sz w:val="24"/>
-          <w:szCs w:val="24"/>
-        </w:rPr>
-        <w:t>́</w:t>
-      </w:r>
-      <w:r>
-        <w:rPr>
-          <w:rFonts w:ascii="Times New Roman" w:hAnsi="Times New Roman" w:cs="Times New Roman"/>
+        </w:rPr>
+        <w:t>лос молі</w:t>
+      </w:r>
+      <w:r>
+        <w:rPr>
+          <w:rFonts w:ascii="Times New Roman" w:hAnsi="Times New Roman"/>
           <w:b/>
           <w:color w:val="000000"/>
           <w:sz w:val="24"/>
-          <w:szCs w:val="24"/>
-        </w:rPr>
-        <w:t>споди.</w:t>
-      </w:r>
-    </w:p>
-    <w:p>
-      <w:pPr>
-        <w:spacing w:after="120"/>
-        <w:rPr>
-          <w:rFonts w:ascii="Times New Roman" w:hAnsi="Times New Roman" w:cs="Times New Roman"/>
-          <w:sz w:val="24"/>
-          <w:szCs w:val="24"/>
-        </w:rPr>
-      </w:pPr>
-      <w:r>
-        <w:rPr>
-          <w:rFonts w:ascii="Times New Roman" w:hAnsi="Times New Roman" w:cs="Times New Roman"/>
+        </w:rPr>
+        <w:t>́</w:t>
+      </w:r>
+      <w:r>
+        <w:rPr>
+          <w:rFonts w:ascii="Times New Roman" w:hAnsi="Times New Roman"/>
           <w:b/>
           <w:color w:val="000000"/>
           <w:sz w:val="24"/>
-          <w:szCs w:val="24"/>
-        </w:rPr>
-        <w:lastRenderedPageBreak/>
-        <w:t>Неха</w:t>
-      </w:r>
-      <w:r>
-        <w:rPr>
-          <w:rFonts w:ascii="Times New Roman" w:hAnsi="Times New Roman" w:cs="Times New Roman"/>
-          <w:sz w:val="24"/>
-          <w:szCs w:val="24"/>
-        </w:rPr>
-        <w:t>́</w:t>
-      </w:r>
-      <w:r>
-        <w:rPr>
-          <w:rFonts w:ascii="Times New Roman" w:hAnsi="Times New Roman" w:cs="Times New Roman"/>
+        </w:rPr>
+        <w:t>ння мого</w:t>
+      </w:r>
+      <w:r>
+        <w:rPr>
+          <w:rFonts w:ascii="Times New Roman" w:hAnsi="Times New Roman"/>
           <w:b/>
           <w:color w:val="000000"/>
           <w:sz w:val="24"/>
-          <w:szCs w:val="24"/>
-        </w:rPr>
-        <w:t>й піднесе</w:t>
-      </w:r>
-      <w:r>
-        <w:rPr>
-          <w:rFonts w:ascii="Times New Roman" w:hAnsi="Times New Roman" w:cs="Times New Roman"/>
-          <w:sz w:val="24"/>
-          <w:szCs w:val="24"/>
         </w:rPr>
         <w:t>́</w:t>
       </w:r>
       <w:r>
         <w:rPr>
-          <w:rFonts w:ascii="Times New Roman" w:hAnsi="Times New Roman" w:cs="Times New Roman"/>
+          <w:rFonts w:ascii="Times New Roman" w:hAnsi="Times New Roman"/>
           <w:b/>
           <w:color w:val="000000"/>
           <w:sz w:val="24"/>
-          <w:szCs w:val="24"/>
-        </w:rPr>
-        <w:t>ться моли</w:t>
-      </w:r>
-      <w:r>
-        <w:rPr>
-          <w:rFonts w:ascii="Times New Roman" w:hAnsi="Times New Roman" w:cs="Times New Roman"/>
-          <w:sz w:val="24"/>
-          <w:szCs w:val="24"/>
-        </w:rPr>
-        <w:t>́</w:t>
-      </w:r>
-      <w:r>
-        <w:rPr>
-          <w:rFonts w:ascii="Times New Roman" w:hAnsi="Times New Roman" w:cs="Times New Roman"/>
+        </w:rPr>
+        <w:t>,* коли</w:t>
+      </w:r>
+      <w:r>
+        <w:rPr>
+          <w:rFonts w:ascii="Times New Roman" w:hAnsi="Times New Roman"/>
           <w:b/>
           <w:color w:val="000000"/>
           <w:sz w:val="24"/>
-          <w:szCs w:val="24"/>
-        </w:rPr>
-        <w:t>тва моя</w:t>
-      </w:r>
-      <w:r>
-        <w:rPr>
-          <w:rFonts w:ascii="Times New Roman" w:hAnsi="Times New Roman" w:cs="Times New Roman"/>
-          <w:sz w:val="24"/>
-          <w:szCs w:val="24"/>
         </w:rPr>
         <w:t>́</w:t>
       </w:r>
       <w:r>
         <w:rPr>
-          <w:rFonts w:ascii="Times New Roman" w:hAnsi="Times New Roman" w:cs="Times New Roman"/>
+          <w:rFonts w:ascii="Times New Roman" w:hAnsi="Times New Roman"/>
           <w:b/>
           <w:color w:val="000000"/>
           <w:sz w:val="24"/>
-          <w:szCs w:val="24"/>
-        </w:rPr>
-        <w:t>,* мов кади</w:t>
-      </w:r>
-      <w:r>
-        <w:rPr>
-          <w:rFonts w:ascii="Times New Roman" w:hAnsi="Times New Roman" w:cs="Times New Roman"/>
-          <w:sz w:val="24"/>
-          <w:szCs w:val="24"/>
-        </w:rPr>
-        <w:t>́</w:t>
-      </w:r>
-      <w:r>
-        <w:rPr>
-          <w:rFonts w:ascii="Times New Roman" w:hAnsi="Times New Roman" w:cs="Times New Roman"/>
+        </w:rPr>
+        <w:t xml:space="preserve"> взива</w:t>
+      </w:r>
+      <w:r>
+        <w:rPr>
+          <w:rFonts w:ascii="Times New Roman" w:hAnsi="Times New Roman"/>
           <w:b/>
           <w:color w:val="000000"/>
           <w:sz w:val="24"/>
-          <w:szCs w:val="24"/>
-        </w:rPr>
-        <w:t>ло пе</w:t>
-      </w:r>
-      <w:r>
-        <w:rPr>
-          <w:rFonts w:ascii="Times New Roman" w:hAnsi="Times New Roman" w:cs="Times New Roman"/>
-          <w:sz w:val="24"/>
-          <w:szCs w:val="24"/>
         </w:rPr>
         <w:t>́</w:t>
       </w:r>
       <w:r>
         <w:rPr>
-          <w:rFonts w:ascii="Times New Roman" w:hAnsi="Times New Roman" w:cs="Times New Roman"/>
+          <w:rFonts w:ascii="Times New Roman" w:hAnsi="Times New Roman"/>
           <w:b/>
           <w:color w:val="000000"/>
           <w:sz w:val="24"/>
-          <w:szCs w:val="24"/>
-        </w:rPr>
-        <w:t>ред Тобо</w:t>
-      </w:r>
-      <w:r>
-        <w:rPr>
-          <w:rFonts w:ascii="Times New Roman" w:hAnsi="Times New Roman" w:cs="Times New Roman"/>
-          <w:sz w:val="24"/>
-          <w:szCs w:val="24"/>
-        </w:rPr>
-        <w:t>́</w:t>
-      </w:r>
-      <w:r>
-        <w:rPr>
-          <w:rFonts w:ascii="Times New Roman" w:hAnsi="Times New Roman" w:cs="Times New Roman"/>
+        </w:rPr>
+        <w:t>ю до Те</w:t>
+      </w:r>
+      <w:r>
+        <w:rPr>
+          <w:rFonts w:ascii="Times New Roman" w:hAnsi="Times New Roman"/>
           <w:b/>
           <w:color w:val="000000"/>
           <w:sz w:val="24"/>
-          <w:szCs w:val="24"/>
-        </w:rPr>
-        <w:t>ю;* підно</w:t>
-      </w:r>
-      <w:r>
-        <w:rPr>
-          <w:rFonts w:ascii="Times New Roman" w:hAnsi="Times New Roman" w:cs="Times New Roman"/>
-          <w:sz w:val="24"/>
-          <w:szCs w:val="24"/>
         </w:rPr>
         <w:t>́</w:t>
       </w:r>
       <w:r>
         <w:rPr>
-          <w:rFonts w:ascii="Times New Roman" w:hAnsi="Times New Roman" w:cs="Times New Roman"/>
+          <w:rFonts w:ascii="Times New Roman" w:hAnsi="Times New Roman"/>
           <w:b/>
           <w:color w:val="000000"/>
           <w:sz w:val="24"/>
-          <w:szCs w:val="24"/>
-        </w:rPr>
-        <w:t>шення рук мої</w:t>
-      </w:r>
-      <w:r>
-        <w:rPr>
-          <w:rFonts w:ascii="Times New Roman" w:hAnsi="Times New Roman" w:cs="Times New Roman"/>
-          <w:sz w:val="24"/>
-          <w:szCs w:val="24"/>
-        </w:rPr>
-        <w:t>́</w:t>
-      </w:r>
-      <w:r>
-        <w:rPr>
-          <w:rFonts w:ascii="Times New Roman" w:hAnsi="Times New Roman" w:cs="Times New Roman"/>
+        </w:rPr>
+        <w:t>бе.* Ви</w:t>
+      </w:r>
+      <w:r>
+        <w:rPr>
+          <w:rFonts w:ascii="Times New Roman" w:hAnsi="Times New Roman"/>
           <w:b/>
           <w:color w:val="000000"/>
           <w:sz w:val="24"/>
-          <w:szCs w:val="24"/>
-        </w:rPr>
-        <w:t>х,* як же</w:t>
-      </w:r>
-      <w:r>
-        <w:rPr>
-          <w:rFonts w:ascii="Times New Roman" w:hAnsi="Times New Roman" w:cs="Times New Roman"/>
-          <w:sz w:val="24"/>
-          <w:szCs w:val="24"/>
         </w:rPr>
         <w:t>́</w:t>
       </w:r>
       <w:r>
         <w:rPr>
-          <w:rFonts w:ascii="Times New Roman" w:hAnsi="Times New Roman" w:cs="Times New Roman"/>
+          <w:rFonts w:ascii="Times New Roman" w:hAnsi="Times New Roman"/>
           <w:b/>
           <w:color w:val="000000"/>
           <w:sz w:val="24"/>
-          <w:szCs w:val="24"/>
-        </w:rPr>
-        <w:t>ртва вечі</w:t>
-      </w:r>
-      <w:r>
-        <w:rPr>
-          <w:rFonts w:ascii="Times New Roman" w:hAnsi="Times New Roman" w:cs="Times New Roman"/>
-          <w:sz w:val="24"/>
-          <w:szCs w:val="24"/>
-        </w:rPr>
-        <w:t>́</w:t>
-      </w:r>
-      <w:r>
-        <w:rPr>
-          <w:rFonts w:ascii="Times New Roman" w:hAnsi="Times New Roman" w:cs="Times New Roman"/>
+        </w:rPr>
+        <w:t>слухай мене</w:t>
+      </w:r>
+      <w:r>
+        <w:rPr>
+          <w:rFonts w:ascii="Times New Roman" w:hAnsi="Times New Roman"/>
           <w:b/>
           <w:color w:val="000000"/>
           <w:sz w:val="24"/>
-          <w:szCs w:val="24"/>
-        </w:rPr>
-        <w:t>рня.* Ви</w:t>
-      </w:r>
-      <w:r>
-        <w:rPr>
-          <w:rFonts w:ascii="Times New Roman" w:hAnsi="Times New Roman" w:cs="Times New Roman"/>
-          <w:sz w:val="24"/>
-          <w:szCs w:val="24"/>
         </w:rPr>
         <w:t>́</w:t>
       </w:r>
       <w:r>
         <w:rPr>
-          <w:rFonts w:ascii="Times New Roman" w:hAnsi="Times New Roman" w:cs="Times New Roman"/>
+          <w:rFonts w:ascii="Times New Roman" w:hAnsi="Times New Roman"/>
           <w:b/>
           <w:color w:val="000000"/>
           <w:sz w:val="24"/>
-          <w:szCs w:val="24"/>
-        </w:rPr>
-        <w:t>слухай мене</w:t>
-      </w:r>
-      <w:r>
-        <w:rPr>
-          <w:rFonts w:ascii="Times New Roman" w:hAnsi="Times New Roman" w:cs="Times New Roman"/>
-          <w:sz w:val="24"/>
-          <w:szCs w:val="24"/>
-        </w:rPr>
-        <w:t>́</w:t>
-      </w:r>
-      <w:r>
-        <w:rPr>
-          <w:rFonts w:ascii="Times New Roman" w:hAnsi="Times New Roman" w:cs="Times New Roman"/>
+        </w:rPr>
+        <w:t>, Го</w:t>
+      </w:r>
+      <w:r>
+        <w:rPr>
+          <w:rFonts w:ascii="Times New Roman" w:hAnsi="Times New Roman"/>
           <w:b/>
           <w:color w:val="000000"/>
           <w:sz w:val="24"/>
-          <w:szCs w:val="24"/>
-        </w:rPr>
-        <w:t>, Го</w:t>
-      </w:r>
-      <w:r>
-        <w:rPr>
-          <w:rFonts w:ascii="Times New Roman" w:hAnsi="Times New Roman" w:cs="Times New Roman"/>
-          <w:sz w:val="24"/>
-          <w:szCs w:val="24"/>
         </w:rPr>
         <w:t>́</w:t>
       </w:r>
       <w:r>
         <w:rPr>
-          <w:rFonts w:ascii="Times New Roman" w:hAnsi="Times New Roman" w:cs="Times New Roman"/>
+          <w:rFonts w:ascii="Times New Roman" w:hAnsi="Times New Roman"/>
           <w:b/>
           <w:color w:val="000000"/>
           <w:sz w:val="24"/>
-          <w:szCs w:val="24"/>
+        </w:rPr>
+        <w:t>споди.</w:t>
+      </w:r>
+    </w:p>
+    <w:p>
+      <w:pPr>
+        <w:pStyle w:val="Normal"/>
+        <w:spacing w:after="120"/>
+      </w:pPr>
+      <w:r>
+        <w:rPr>
+          <w:rFonts w:ascii="Times New Roman" w:hAnsi="Times New Roman"/>
+          <w:b/>
+          <w:color w:val="000000"/>
+          <w:sz w:val="24"/>
+        </w:rPr>
+        <w:t>Неха</w:t>
+      </w:r>
+      <w:r>
+        <w:rPr>
+          <w:rFonts w:ascii="Times New Roman" w:hAnsi="Times New Roman"/>
+          <w:b/>
+          <w:color w:val="000000"/>
+          <w:sz w:val="24"/>
+        </w:rPr>
+        <w:t>́</w:t>
+      </w:r>
+      <w:r>
+        <w:rPr>
+          <w:rFonts w:ascii="Times New Roman" w:hAnsi="Times New Roman"/>
+          <w:b/>
+          <w:color w:val="000000"/>
+          <w:sz w:val="24"/>
+        </w:rPr>
+        <w:t>й піднесе</w:t>
+      </w:r>
+      <w:r>
+        <w:rPr>
+          <w:rFonts w:ascii="Times New Roman" w:hAnsi="Times New Roman"/>
+          <w:b/>
+          <w:color w:val="000000"/>
+          <w:sz w:val="24"/>
+        </w:rPr>
+        <w:t>́</w:t>
+      </w:r>
+      <w:r>
+        <w:rPr>
+          <w:rFonts w:ascii="Times New Roman" w:hAnsi="Times New Roman"/>
+          <w:b/>
+          <w:color w:val="000000"/>
+          <w:sz w:val="24"/>
+        </w:rPr>
+        <w:t>ться моли</w:t>
+      </w:r>
+      <w:r>
+        <w:rPr>
+          <w:rFonts w:ascii="Times New Roman" w:hAnsi="Times New Roman"/>
+          <w:b/>
+          <w:color w:val="000000"/>
+          <w:sz w:val="24"/>
+        </w:rPr>
+        <w:t>́</w:t>
+      </w:r>
+      <w:r>
+        <w:rPr>
+          <w:rFonts w:ascii="Times New Roman" w:hAnsi="Times New Roman"/>
+          <w:b/>
+          <w:color w:val="000000"/>
+          <w:sz w:val="24"/>
+        </w:rPr>
+        <w:t>тва моя</w:t>
+      </w:r>
+      <w:r>
+        <w:rPr>
+          <w:rFonts w:ascii="Times New Roman" w:hAnsi="Times New Roman"/>
+          <w:b/>
+          <w:color w:val="000000"/>
+          <w:sz w:val="24"/>
+        </w:rPr>
+        <w:t>́</w:t>
+      </w:r>
+      <w:r>
+        <w:rPr>
+          <w:rFonts w:ascii="Times New Roman" w:hAnsi="Times New Roman"/>
+          <w:b/>
+          <w:color w:val="000000"/>
+          <w:sz w:val="24"/>
+        </w:rPr>
+        <w:t>,* мов кади</w:t>
+      </w:r>
+      <w:r>
+        <w:rPr>
+          <w:rFonts w:ascii="Times New Roman" w:hAnsi="Times New Roman"/>
+          <w:b/>
+          <w:color w:val="000000"/>
+          <w:sz w:val="24"/>
+        </w:rPr>
+        <w:t>́</w:t>
+      </w:r>
+      <w:r>
+        <w:rPr>
+          <w:rFonts w:ascii="Times New Roman" w:hAnsi="Times New Roman"/>
+          <w:b/>
+          <w:color w:val="000000"/>
+          <w:sz w:val="24"/>
+        </w:rPr>
+        <w:t>ло пе</w:t>
+      </w:r>
+      <w:r>
+        <w:rPr>
+          <w:rFonts w:ascii="Times New Roman" w:hAnsi="Times New Roman"/>
+          <w:b/>
+          <w:color w:val="000000"/>
+          <w:sz w:val="24"/>
+        </w:rPr>
+        <w:t>́</w:t>
+      </w:r>
+      <w:r>
+        <w:rPr>
+          <w:rFonts w:ascii="Times New Roman" w:hAnsi="Times New Roman"/>
+          <w:b/>
+          <w:color w:val="000000"/>
+          <w:sz w:val="24"/>
+        </w:rPr>
+        <w:t>ред Тобо</w:t>
+      </w:r>
+      <w:r>
+        <w:rPr>
+          <w:rFonts w:ascii="Times New Roman" w:hAnsi="Times New Roman"/>
+          <w:b/>
+          <w:color w:val="000000"/>
+          <w:sz w:val="24"/>
+        </w:rPr>
+        <w:t>́</w:t>
+      </w:r>
+      <w:r>
+        <w:rPr>
+          <w:rFonts w:ascii="Times New Roman" w:hAnsi="Times New Roman"/>
+          <w:b/>
+          <w:color w:val="000000"/>
+          <w:sz w:val="24"/>
+        </w:rPr>
+        <w:t>ю;* підно</w:t>
+      </w:r>
+      <w:r>
+        <w:rPr>
+          <w:rFonts w:ascii="Times New Roman" w:hAnsi="Times New Roman"/>
+          <w:b/>
+          <w:color w:val="000000"/>
+          <w:sz w:val="24"/>
+        </w:rPr>
+        <w:t>́</w:t>
+      </w:r>
+      <w:r>
+        <w:rPr>
+          <w:rFonts w:ascii="Times New Roman" w:hAnsi="Times New Roman"/>
+          <w:b/>
+          <w:color w:val="000000"/>
+          <w:sz w:val="24"/>
+        </w:rPr>
+        <w:t>шення рук мої</w:t>
+      </w:r>
+      <w:r>
+        <w:rPr>
+          <w:rFonts w:ascii="Times New Roman" w:hAnsi="Times New Roman"/>
+          <w:b/>
+          <w:color w:val="000000"/>
+          <w:sz w:val="24"/>
+        </w:rPr>
+        <w:t>́</w:t>
+      </w:r>
+      <w:r>
+        <w:rPr>
+          <w:rFonts w:ascii="Times New Roman" w:hAnsi="Times New Roman"/>
+          <w:b/>
+          <w:color w:val="000000"/>
+          <w:sz w:val="24"/>
+        </w:rPr>
+        <w:t>х,* як же</w:t>
+      </w:r>
+      <w:r>
+        <w:rPr>
+          <w:rFonts w:ascii="Times New Roman" w:hAnsi="Times New Roman"/>
+          <w:b/>
+          <w:color w:val="000000"/>
+          <w:sz w:val="24"/>
+        </w:rPr>
+        <w:t>́</w:t>
+      </w:r>
+      <w:r>
+        <w:rPr>
+          <w:rFonts w:ascii="Times New Roman" w:hAnsi="Times New Roman"/>
+          <w:b/>
+          <w:color w:val="000000"/>
+          <w:sz w:val="24"/>
+        </w:rPr>
+        <w:t>ртва вечі</w:t>
+      </w:r>
+      <w:r>
+        <w:rPr>
+          <w:rFonts w:ascii="Times New Roman" w:hAnsi="Times New Roman"/>
+          <w:b/>
+          <w:color w:val="000000"/>
+          <w:sz w:val="24"/>
+        </w:rPr>
+        <w:t>́</w:t>
+      </w:r>
+      <w:r>
+        <w:rPr>
+          <w:rFonts w:ascii="Times New Roman" w:hAnsi="Times New Roman"/>
+          <w:b/>
+          <w:color w:val="000000"/>
+          <w:sz w:val="24"/>
+        </w:rPr>
+        <w:t xml:space="preserve">рня.* </w:t>
+      </w:r>
+      <w:r>
+        <w:rPr>
+          <w:rFonts w:ascii="Times New Roman" w:hAnsi="Times New Roman"/>
+          <w:b/>
+          <w:color w:val="000000"/>
+          <w:sz w:val="24"/>
+        </w:rPr>
+        <w:t>Ви</w:t>
+      </w:r>
+      <w:r>
+        <w:rPr>
+          <w:rFonts w:ascii="Times New Roman" w:hAnsi="Times New Roman"/>
+          <w:b/>
+          <w:color w:val="000000"/>
+          <w:sz w:val="24"/>
+        </w:rPr>
+        <w:t>́</w:t>
+      </w:r>
+      <w:r>
+        <w:rPr>
+          <w:rFonts w:ascii="Times New Roman" w:hAnsi="Times New Roman"/>
+          <w:b/>
+          <w:color w:val="000000"/>
+          <w:sz w:val="24"/>
+        </w:rPr>
+        <w:t>слухай мене</w:t>
+      </w:r>
+      <w:r>
+        <w:rPr>
+          <w:rFonts w:ascii="Times New Roman" w:hAnsi="Times New Roman"/>
+          <w:b/>
+          <w:color w:val="000000"/>
+          <w:sz w:val="24"/>
+        </w:rPr>
+        <w:t>́</w:t>
+      </w:r>
+      <w:r>
+        <w:rPr>
+          <w:rFonts w:ascii="Times New Roman" w:hAnsi="Times New Roman"/>
+          <w:b/>
+          <w:color w:val="000000"/>
+          <w:sz w:val="24"/>
+        </w:rPr>
+        <w:t>, Го</w:t>
+      </w:r>
+      <w:r>
+        <w:rPr>
+          <w:rFonts w:ascii="Times New Roman" w:hAnsi="Times New Roman"/>
+          <w:b/>
+          <w:color w:val="000000"/>
+          <w:sz w:val="24"/>
+        </w:rPr>
+        <w:t>́</w:t>
+      </w:r>
+      <w:r>
+        <w:rPr>
+          <w:rFonts w:ascii="Times New Roman" w:hAnsi="Times New Roman"/>
+          <w:b/>
+          <w:color w:val="000000"/>
+          <w:sz w:val="24"/>
         </w:rPr>
         <w:t>споди.</w:t>
       </w:r>

--- a/flow/20230914_vu_template/drafts/2024-11-u/10-НД-20_ПП-Ераста-г3.docx
+++ b/flow/20230914_vu_template/drafts/2024-11-u/10-НД-20_ПП-Ераста-г3.docx
@@ -1914,19 +1914,17 @@
       </w:pPr>
       <w:r>
         <w:rPr>
-          <w:rFonts w:ascii="Times New Roman" w:hAnsi="Times New Roman" w:cs="Times New Roman"/>
-          <w:i/>
-          <w:color w:val="FF0000"/>
-          <w:sz w:val="24"/>
-          <w:szCs w:val="24"/>
+          <w:rFonts w:ascii="Times New Roman" w:hAnsi="Times New Roman"/>
+          <w:i/>
+          <w:color w:val="FF4400"/>
+          <w:sz w:val="24"/>
         </w:rPr>
         <w:t>Священник:</w:t>
       </w:r>
       <w:r>
         <w:rPr>
-          <w:rFonts w:ascii="Times New Roman" w:hAnsi="Times New Roman" w:cs="Times New Roman"/>
-          <w:sz w:val="24"/>
-          <w:szCs w:val="24"/>
+          <w:rFonts w:ascii="Times New Roman" w:hAnsi="Times New Roman"/>
+          <w:sz w:val="24"/>
         </w:rPr>
         <w:t xml:space="preserve"> Бо Твоє є царство, і сила, і слава, Отця, і Сина, і Святого Духа, нині, і повсякчас, і на віки віків.</w:t>
       </w:r>
@@ -10006,29 +10004,19 @@
       </w:pPr>
       <w:r>
         <w:rPr>
-          <w:rFonts w:ascii="Times New Roman" w:hAnsi="Times New Roman" w:cs="Times New Roman"/>
+          <w:rFonts w:ascii="Times New Roman" w:hAnsi="Times New Roman"/>
           <w:i/>
           <w:color w:val="FF4400"/>
           <w:sz w:val="24"/>
-          <w:szCs w:val="24"/>
         </w:rPr>
         <w:t>Священник:</w:t>
       </w:r>
       <w:r>
         <w:rPr>
-          <w:rFonts w:ascii="Times New Roman" w:hAnsi="Times New Roman" w:cs="Times New Roman"/>
-          <w:sz w:val="24"/>
-          <w:szCs w:val="24"/>
-        </w:rPr>
-        <w:t xml:space="preserve"> Бо Тобі належ</w:t>
-      </w:r>
-      <w:r>
-        <w:rPr>
-          <w:rFonts w:ascii="Times New Roman" w:hAnsi="Times New Roman" w:cs="Times New Roman"/>
-          <w:sz w:val="24"/>
-          <w:szCs w:val="24"/>
-        </w:rPr>
-        <w:t>ить усяка слава, честь і поклоніння, Отцю, і Сину, і Святому Духові, нині, і повсякчас, і на віки віків.</w:t>
+          <w:rFonts w:ascii="Times New Roman" w:hAnsi="Times New Roman"/>
+          <w:sz w:val="24"/>
+        </w:rPr>
+        <w:t xml:space="preserve"> Бо Тобі належить усяка слава, честь і поклоніння, Отцю, і Сину, і Святому Духові, нині, і повсякчас, і на віки віків.</w:t>
       </w:r>
     </w:p>
     <w:p>
@@ -11915,31 +11903,19 @@
       </w:pPr>
       <w:r>
         <w:rPr>
-          <w:rFonts w:ascii="Times New Roman" w:hAnsi="Times New Roman" w:cs="Times New Roman"/>
+          <w:rFonts w:ascii="Times New Roman" w:hAnsi="Times New Roman"/>
           <w:i/>
           <w:color w:val="FF4400"/>
           <w:sz w:val="24"/>
-          <w:szCs w:val="24"/>
         </w:rPr>
         <w:t>Священник:</w:t>
       </w:r>
       <w:r>
         <w:rPr>
-          <w:rFonts w:ascii="Times New Roman" w:hAnsi="Times New Roman" w:cs="Times New Roman"/>
-          <w:color w:val="000000"/>
-          <w:sz w:val="24"/>
-          <w:szCs w:val="24"/>
-        </w:rPr>
-        <w:t xml:space="preserve"> Бо Твоя є влада і Твоє є царство, і сила, і слава, Отця, і Сина, і Святого Духа, нині, і повс</w:t>
-      </w:r>
-      <w:r>
-        <w:rPr>
-          <w:rFonts w:ascii="Times New Roman" w:hAnsi="Times New Roman" w:cs="Times New Roman"/>
-          <w:color w:val="000000"/>
-          <w:sz w:val="24"/>
-          <w:szCs w:val="24"/>
-        </w:rPr>
-        <w:t>якчас, і на віки віків.</w:t>
+          <w:rFonts w:ascii="Times New Roman" w:hAnsi="Times New Roman"/>
+          <w:sz w:val="24"/>
+        </w:rPr>
+        <w:t xml:space="preserve"> Бо Твоя є влада і Твоє є царство, і сила, і слава, Отця, і Сина, і Святого Духа, нині, і повсякчас, і на віки віків.</w:t>
       </w:r>
     </w:p>
     <w:p>
@@ -20853,21 +20829,19 @@
       </w:pPr>
       <w:r>
         <w:rPr>
-          <w:rFonts w:ascii="Times New Roman" w:hAnsi="Times New Roman" w:cs="Times New Roman"/>
+          <w:rFonts w:ascii="Times New Roman" w:hAnsi="Times New Roman"/>
           <w:i/>
           <w:color w:val="FF4400"/>
           <w:sz w:val="24"/>
-          <w:szCs w:val="24"/>
-        </w:rPr>
-        <w:t xml:space="preserve">Священник: </w:t>
-      </w:r>
-      <w:r>
-        <w:rPr>
-          <w:rFonts w:ascii="Times New Roman" w:hAnsi="Times New Roman" w:cs="Times New Roman"/>
-          <w:sz w:val="24"/>
-          <w:szCs w:val="24"/>
-        </w:rPr>
-        <w:t>Бо милостивий і людинолюбний Бог єси, і Тобі славу возсилаємо, Отцю, і Сину, і Святому Духові, нині, і повсякчас, і на віки віків.</w:t>
+        </w:rPr>
+        <w:t>Священник:</w:t>
+      </w:r>
+      <w:r>
+        <w:rPr>
+          <w:rFonts w:ascii="Times New Roman" w:hAnsi="Times New Roman"/>
+          <w:sz w:val="24"/>
+        </w:rPr>
+        <w:t xml:space="preserve"> Бо милостивий і людинолюбний Бог єси, і Тобі славу возсилаємо, Отцю, і Сину, і Святому Духові, нині, і повсякчас, і на віки віків.</w:t>
       </w:r>
     </w:p>
     <w:p>
@@ -25856,29 +25830,19 @@
       </w:pPr>
       <w:r>
         <w:rPr>
-          <w:rFonts w:ascii="Times New Roman" w:hAnsi="Times New Roman" w:cs="Times New Roman"/>
-          <w:i/>
-          <w:color w:val="FF0000"/>
-          <w:sz w:val="24"/>
-          <w:szCs w:val="24"/>
+          <w:rFonts w:ascii="Times New Roman" w:hAnsi="Times New Roman"/>
+          <w:i/>
+          <w:color w:val="FF4400"/>
+          <w:sz w:val="24"/>
         </w:rPr>
         <w:t>Священник:</w:t>
       </w:r>
       <w:r>
         <w:rPr>
-          <w:rFonts w:ascii="Times New Roman" w:hAnsi="Times New Roman" w:cs="Times New Roman"/>
-          <w:sz w:val="24"/>
-          <w:szCs w:val="24"/>
-        </w:rPr>
-        <w:t xml:space="preserve"> Бо Твоє є царство, і сила, і слава, Отця, і Сина, і Святого Духа, нині, і</w:t>
-      </w:r>
-      <w:r>
-        <w:rPr>
-          <w:rFonts w:ascii="Times New Roman" w:hAnsi="Times New Roman" w:cs="Times New Roman"/>
-          <w:sz w:val="24"/>
-          <w:szCs w:val="24"/>
-        </w:rPr>
-        <w:t xml:space="preserve"> повсякчас, і на віки віків.</w:t>
+          <w:rFonts w:ascii="Times New Roman" w:hAnsi="Times New Roman"/>
+          <w:sz w:val="24"/>
+        </w:rPr>
+        <w:t xml:space="preserve"> Бо Твоє є царство, і сила, і слава, Отця, і Сина, і Святого Духа, нині, і повсякчас, і на віки віків.</w:t>
       </w:r>
     </w:p>
     <w:p>
@@ -26149,43 +26113,17 @@
         <w:rPr>
           <w:rFonts w:ascii="Times New Roman" w:hAnsi="Times New Roman"/>
           <w:i/>
-          <w:color w:val="FF0000"/>
-          <w:sz w:val="24"/>
-        </w:rPr>
-        <w:t>Священ</w:t>
-      </w:r>
-      <w:r>
-        <w:rPr>
-          <w:rFonts w:ascii="Times New Roman" w:hAnsi="Times New Roman"/>
-          <w:i/>
-          <w:color w:val="FF0000"/>
-          <w:sz w:val="24"/>
-        </w:rPr>
-        <w:t>н</w:t>
-      </w:r>
-      <w:r>
-        <w:rPr>
-          <w:rFonts w:ascii="Times New Roman" w:hAnsi="Times New Roman"/>
-          <w:i/>
-          <w:color w:val="FF0000"/>
-          <w:sz w:val="24"/>
-        </w:rPr>
-        <w:t>ик:</w:t>
-      </w:r>
-      <w:r>
-        <w:rPr>
-          <w:rFonts w:ascii="Times New Roman" w:hAnsi="Times New Roman"/>
-          <w:color w:val="FF0000"/>
-          <w:sz w:val="24"/>
-        </w:rPr>
-        <w:t xml:space="preserve"> </w:t>
-      </w:r>
-      <w:r>
-        <w:rPr>
-          <w:rFonts w:ascii="Times New Roman" w:hAnsi="Times New Roman"/>
-          <w:sz w:val="24"/>
-        </w:rPr>
-        <w:t>Благослове́нний Христо́с Бог наш, за́вжди, ни́ні, і повсякча́с, і на ві́ки вікі́в.</w:t>
+          <w:color w:val="FF4400"/>
+          <w:sz w:val="24"/>
+        </w:rPr>
+        <w:t>Священник:</w:t>
+      </w:r>
+      <w:r>
+        <w:rPr>
+          <w:rFonts w:ascii="Times New Roman" w:hAnsi="Times New Roman"/>
+          <w:sz w:val="24"/>
+        </w:rPr>
+        <w:t xml:space="preserve"> Благослове́нний Христо́с Бог наш, за́вжди, ни́ні, і повсякча́с, і на ві́ки вікі́в.</w:t>
       </w:r>
     </w:p>
     <w:p>
@@ -26227,43 +26165,17 @@
         <w:rPr>
           <w:rFonts w:ascii="Times New Roman" w:hAnsi="Times New Roman"/>
           <w:i/>
-          <w:color w:val="FF0000"/>
-          <w:sz w:val="24"/>
-        </w:rPr>
-        <w:t>Священ</w:t>
-      </w:r>
-      <w:r>
-        <w:rPr>
-          <w:rFonts w:ascii="Times New Roman" w:hAnsi="Times New Roman"/>
-          <w:i/>
-          <w:color w:val="FF0000"/>
-          <w:sz w:val="24"/>
-        </w:rPr>
-        <w:t>н</w:t>
-      </w:r>
-      <w:r>
-        <w:rPr>
-          <w:rFonts w:ascii="Times New Roman" w:hAnsi="Times New Roman"/>
-          <w:i/>
-          <w:color w:val="FF0000"/>
-          <w:sz w:val="24"/>
-        </w:rPr>
-        <w:t>ик:</w:t>
-      </w:r>
-      <w:r>
-        <w:rPr>
-          <w:rFonts w:ascii="Times New Roman" w:hAnsi="Times New Roman"/>
-          <w:color w:val="FF0000"/>
-          <w:sz w:val="24"/>
-        </w:rPr>
-        <w:t xml:space="preserve"> </w:t>
-      </w:r>
-      <w:r>
-        <w:rPr>
-          <w:rFonts w:ascii="Times New Roman" w:hAnsi="Times New Roman"/>
-          <w:sz w:val="24"/>
-        </w:rPr>
-        <w:t>Пресвята́ Богоро́дице, спаси́ нас.</w:t>
+          <w:color w:val="FF4400"/>
+          <w:sz w:val="24"/>
+        </w:rPr>
+        <w:t>Священник:</w:t>
+      </w:r>
+      <w:r>
+        <w:rPr>
+          <w:rFonts w:ascii="Times New Roman" w:hAnsi="Times New Roman"/>
+          <w:sz w:val="24"/>
+        </w:rPr>
+        <w:t xml:space="preserve"> Пресвята́ Богоро́дице, спаси́ нас.</w:t>
       </w:r>
     </w:p>
     <w:p>
@@ -26305,43 +26217,17 @@
         <w:rPr>
           <w:rFonts w:ascii="Times New Roman" w:hAnsi="Times New Roman"/>
           <w:i/>
-          <w:color w:val="FF0000"/>
-          <w:sz w:val="24"/>
-        </w:rPr>
-        <w:t>Священ</w:t>
-      </w:r>
-      <w:r>
-        <w:rPr>
-          <w:rFonts w:ascii="Times New Roman" w:hAnsi="Times New Roman"/>
-          <w:i/>
-          <w:color w:val="FF0000"/>
-          <w:sz w:val="24"/>
-        </w:rPr>
-        <w:t>н</w:t>
-      </w:r>
-      <w:r>
-        <w:rPr>
-          <w:rFonts w:ascii="Times New Roman" w:hAnsi="Times New Roman"/>
-          <w:i/>
-          <w:color w:val="FF0000"/>
-          <w:sz w:val="24"/>
-        </w:rPr>
-        <w:t>ик:</w:t>
-      </w:r>
-      <w:r>
-        <w:rPr>
-          <w:rFonts w:ascii="Times New Roman" w:hAnsi="Times New Roman"/>
-          <w:color w:val="FF0000"/>
-          <w:sz w:val="24"/>
-        </w:rPr>
-        <w:t xml:space="preserve"> </w:t>
-      </w:r>
-      <w:r>
-        <w:rPr>
-          <w:rFonts w:ascii="Times New Roman" w:hAnsi="Times New Roman"/>
-          <w:sz w:val="24"/>
-        </w:rPr>
-        <w:t>Сла́ва Тобі́, Хри́сте Бо́же, упова́ння на́ше, сла́ва Тобі́!</w:t>
+          <w:color w:val="FF4400"/>
+          <w:sz w:val="24"/>
+        </w:rPr>
+        <w:t>Священник:</w:t>
+      </w:r>
+      <w:r>
+        <w:rPr>
+          <w:rFonts w:ascii="Times New Roman" w:hAnsi="Times New Roman"/>
+          <w:sz w:val="24"/>
+        </w:rPr>
+        <w:t xml:space="preserve"> Сла́ва Тобі́, Хри́сте Бо́же, упова́ння на́ше, сла́ва Тобі́!</w:t>
       </w:r>
     </w:p>
     <w:p>
@@ -26393,83 +26279,38 @@
     <w:p>
       <w:pPr>
         <w:spacing w:after="120"/>
-        <w:jc w:val="both"/>
-        <w:rPr>
-          <w:rFonts w:ascii="Times New Roman" w:hAnsi="Times New Roman" w:cs="Times New Roman"/>
-          <w:sz w:val="24"/>
-          <w:szCs w:val="24"/>
-        </w:rPr>
-      </w:pPr>
-      <w:r>
-        <w:rPr>
-          <w:rFonts w:ascii="Times New Roman" w:hAnsi="Times New Roman" w:cs="Times New Roman"/>
-          <w:i/>
-          <w:color w:val="FF0000"/>
-          <w:sz w:val="24"/>
-          <w:szCs w:val="24"/>
-        </w:rPr>
-        <w:t>Свя</w:t>
-      </w:r>
-      <w:r>
-        <w:rPr>
-          <w:rFonts w:ascii="Times New Roman" w:hAnsi="Times New Roman" w:cs="Times New Roman"/>
-          <w:i/>
-          <w:color w:val="FF0000"/>
-          <w:sz w:val="24"/>
-          <w:szCs w:val="24"/>
-        </w:rPr>
-        <w:t>щеник:</w:t>
-      </w:r>
-      <w:r>
-        <w:rPr>
-          <w:rFonts w:ascii="Times New Roman" w:hAnsi="Times New Roman" w:cs="Times New Roman"/>
-          <w:sz w:val="24"/>
-          <w:szCs w:val="24"/>
-        </w:rPr>
-        <w:t xml:space="preserve"> Христос, що воскрес із мертвих, істинний Бог наш, молитвами пречистої своєї Матері, святих, славних і всехвальних апостолів, і святого </w:t>
-      </w:r>
-      <w:r>
-        <w:rPr>
-          <w:rFonts w:ascii="Times New Roman" w:hAnsi="Times New Roman" w:cs="Times New Roman"/>
-          <w:i/>
-          <w:color w:val="FF0000"/>
-          <w:sz w:val="24"/>
-          <w:szCs w:val="24"/>
-        </w:rPr>
-        <w:t>(ім'я, якого є храм)</w:t>
-      </w:r>
-      <w:r>
-        <w:rPr>
-          <w:rFonts w:ascii="Times New Roman" w:hAnsi="Times New Roman" w:cs="Times New Roman"/>
-          <w:sz w:val="24"/>
-          <w:szCs w:val="24"/>
-        </w:rPr>
-        <w:t xml:space="preserve">, і святих апостолів </w:t>
-      </w:r>
-      <w:r>
-        <w:rPr>
-          <w:rFonts w:ascii="Times New Roman" w:hAnsi="Times New Roman" w:cs="Times New Roman"/>
-          <w:color w:val="FF0000"/>
-          <w:sz w:val="24"/>
-          <w:szCs w:val="24"/>
-        </w:rPr>
-        <w:t>Ераста, Олімпа, Родіона і тих, що з ними</w:t>
-      </w:r>
-      <w:r>
-        <w:rPr>
-          <w:rFonts w:ascii="Times New Roman" w:hAnsi="Times New Roman" w:cs="Times New Roman"/>
-          <w:sz w:val="24"/>
-          <w:szCs w:val="24"/>
-        </w:rPr>
-        <w:t xml:space="preserve">, і всіх святих, помилує і спасе </w:t>
-      </w:r>
-      <w:r>
-        <w:rPr>
-          <w:rFonts w:ascii="Times New Roman" w:hAnsi="Times New Roman" w:cs="Times New Roman"/>
-          <w:sz w:val="24"/>
-          <w:szCs w:val="24"/>
-        </w:rPr>
-        <w:t>нас, як благий і людинолюбний.</w:t>
+      </w:pPr>
+      <w:r>
+        <w:rPr>
+          <w:rFonts w:ascii="Times New Roman" w:hAnsi="Times New Roman"/>
+          <w:i/>
+          <w:color w:val="FF4400"/>
+          <w:sz w:val="24"/>
+        </w:rPr>
+        <w:t>Священник:</w:t>
+      </w:r>
+      <w:r>
+        <w:rPr>
+          <w:rFonts w:ascii="Times New Roman" w:hAnsi="Times New Roman"/>
+          <w:sz w:val="24"/>
+        </w:rPr>
+        <w:t xml:space="preserve"> Христос, що воскрес із мертвих, істинний Бог наш - молитвами пречистої Своєї Матері, святих славних і всехвальних апостолів, і святого, </w:t>
+      </w:r>
+      <w:r>
+        <w:rPr>
+          <w:rFonts w:ascii="Times New Roman" w:hAnsi="Times New Roman"/>
+          <w:i/>
+          <w:color w:val="FF4400"/>
+          <w:sz w:val="24"/>
+        </w:rPr>
+        <w:t>якого є храм</w:t>
+      </w:r>
+      <w:r>
+        <w:rPr>
+          <w:rFonts w:ascii="Times New Roman" w:hAnsi="Times New Roman"/>
+          <w:sz w:val="24"/>
+        </w:rPr>
+        <w:t>, і святих апостолів Ераста, Олімпа, Родіона і тих, що з ними, і всіх святих - помилує і спасе нас як благий і людинолюбний.</w:t>
       </w:r>
     </w:p>
     <w:p>
@@ -30660,29 +30501,19 @@
       </w:pPr>
       <w:r>
         <w:rPr>
-          <w:rFonts w:ascii="Times New Roman" w:hAnsi="Times New Roman" w:cs="Times New Roman"/>
+          <w:rFonts w:ascii="Times New Roman" w:hAnsi="Times New Roman"/>
           <w:i/>
           <w:color w:val="FF4400"/>
           <w:sz w:val="24"/>
-          <w:szCs w:val="24"/>
         </w:rPr>
         <w:t>Священник:</w:t>
       </w:r>
       <w:r>
         <w:rPr>
-          <w:rFonts w:ascii="Times New Roman" w:hAnsi="Times New Roman" w:cs="Times New Roman"/>
-          <w:sz w:val="24"/>
-          <w:szCs w:val="24"/>
-        </w:rPr>
-        <w:t xml:space="preserve"> Бо Тобі належить усяка слава, честь і поклоніння, Отцю, і Сину, і С</w:t>
-      </w:r>
-      <w:r>
-        <w:rPr>
-          <w:rFonts w:ascii="Times New Roman" w:hAnsi="Times New Roman" w:cs="Times New Roman"/>
-          <w:sz w:val="24"/>
-          <w:szCs w:val="24"/>
-        </w:rPr>
-        <w:t>вятому Духові, нині, і повсякчас, і на віки віків.</w:t>
+          <w:rFonts w:ascii="Times New Roman" w:hAnsi="Times New Roman"/>
+          <w:sz w:val="24"/>
+        </w:rPr>
+        <w:t xml:space="preserve"> Бо Тобі належить усяка слава, честь і поклоніння, Отцю, і Сину, і Святому Духові, нині, і повсякчас, і на віки віків.</w:t>
       </w:r>
     </w:p>
     <w:p>
@@ -31347,31 +31178,19 @@
       </w:pPr>
       <w:r>
         <w:rPr>
-          <w:rFonts w:ascii="Times New Roman" w:hAnsi="Times New Roman" w:cs="Times New Roman"/>
+          <w:rFonts w:ascii="Times New Roman" w:hAnsi="Times New Roman"/>
           <w:i/>
           <w:color w:val="FF4400"/>
           <w:sz w:val="24"/>
-          <w:szCs w:val="24"/>
         </w:rPr>
         <w:t>Священник:</w:t>
       </w:r>
       <w:r>
         <w:rPr>
-          <w:rFonts w:ascii="Times New Roman" w:hAnsi="Times New Roman" w:cs="Times New Roman"/>
-          <w:color w:val="000000"/>
-          <w:sz w:val="24"/>
-          <w:szCs w:val="24"/>
-        </w:rPr>
-        <w:t xml:space="preserve"> Бо Твоя є влада і Твоє є царство, і сила, і слава, Отця, і Сина, і </w:t>
-      </w:r>
-      <w:r>
-        <w:rPr>
-          <w:rFonts w:ascii="Times New Roman" w:hAnsi="Times New Roman" w:cs="Times New Roman"/>
-          <w:color w:val="000000"/>
-          <w:sz w:val="24"/>
-          <w:szCs w:val="24"/>
-        </w:rPr>
-        <w:t>Святого Духа, нині, і повсякчас, і на віки віків.</w:t>
+          <w:rFonts w:ascii="Times New Roman" w:hAnsi="Times New Roman"/>
+          <w:sz w:val="24"/>
+        </w:rPr>
+        <w:t xml:space="preserve"> Бо Твоя є влада і Твоє є царство, і сила, і слава, Отця, і Сина, і Святого Духа, нині, і повсякчас, і на віки віків.</w:t>
       </w:r>
     </w:p>
     <w:p>
@@ -31743,20 +31562,17 @@
       </w:pPr>
       <w:r>
         <w:rPr>
-          <w:rFonts w:ascii="Times New Roman" w:hAnsi="Times New Roman" w:cs="Times New Roman"/>
+          <w:rFonts w:ascii="Times New Roman" w:hAnsi="Times New Roman"/>
           <w:i/>
           <w:color w:val="FF4400"/>
           <w:sz w:val="24"/>
-          <w:szCs w:val="24"/>
         </w:rPr>
         <w:t>Священник:</w:t>
       </w:r>
       <w:r>
         <w:rPr>
-          <w:rFonts w:ascii="Times New Roman" w:hAnsi="Times New Roman" w:cs="Times New Roman"/>
-          <w:color w:val="000000"/>
-          <w:sz w:val="24"/>
-          <w:szCs w:val="24"/>
+          <w:rFonts w:ascii="Times New Roman" w:hAnsi="Times New Roman"/>
+          <w:sz w:val="24"/>
         </w:rPr>
         <w:t xml:space="preserve"> Бо Ти благий і людинолюбний Бог – і Тобі славу возсилаємо, Отцю, і Сину, і Святому Духові, нині, і повсякчас, і на віки віків.</w:t>
       </w:r>
@@ -35393,22 +35209,19 @@
       </w:pPr>
       <w:r>
         <w:rPr>
-          <w:rFonts w:ascii="Times New Roman" w:hAnsi="Times New Roman" w:cs="Times New Roman"/>
+          <w:rFonts w:ascii="Times New Roman" w:hAnsi="Times New Roman"/>
           <w:i/>
           <w:color w:val="FF4400"/>
           <w:sz w:val="24"/>
-          <w:szCs w:val="24"/>
-        </w:rPr>
-        <w:t xml:space="preserve">Священник: </w:t>
-      </w:r>
-      <w:r>
-        <w:rPr>
-          <w:rFonts w:ascii="Times New Roman" w:hAnsi="Times New Roman" w:cs="Times New Roman"/>
-          <w:color w:val="000000"/>
-          <w:sz w:val="24"/>
-          <w:szCs w:val="24"/>
-        </w:rPr>
-        <w:t>Благодаттю, і щедротами, і людинолюб’ям єдинородного Сина Твого, з яким Ти благословенний, із пресвятим, і благим, і животворчим твоїм Духом, нині, і повсякчас, і на віки віків.</w:t>
+        </w:rPr>
+        <w:t>Священник:</w:t>
+      </w:r>
+      <w:r>
+        <w:rPr>
+          <w:rFonts w:ascii="Times New Roman" w:hAnsi="Times New Roman"/>
+          <w:sz w:val="24"/>
+        </w:rPr>
+        <w:t xml:space="preserve"> Благодаттю, і щедротами, і людинолюб’ям єдинородного Сина Твого, з яким Ти благословенний, із пресвятим, і благим, і животворчим твоїм Духом, нині, і повсякчас, і на віки віків.</w:t>
       </w:r>
     </w:p>
     <w:p>
@@ -36156,39 +35969,19 @@
       </w:pPr>
       <w:r>
         <w:rPr>
-          <w:rFonts w:ascii="Times New Roman" w:hAnsi="Times New Roman" w:cs="Times New Roman"/>
-          <w:i/>
-          <w:color w:val="FF0000"/>
-          <w:sz w:val="24"/>
-          <w:szCs w:val="24"/>
-        </w:rPr>
-        <w:t xml:space="preserve">Священник: </w:t>
-      </w:r>
-      <w:r>
-        <w:rPr>
-          <w:rFonts w:ascii="Times New Roman" w:hAnsi="Times New Roman" w:cs="Times New Roman"/>
-          <w:color w:val="000000"/>
-          <w:sz w:val="24"/>
-          <w:szCs w:val="24"/>
-        </w:rPr>
-        <w:t>Бо Ти Бог наш і Тобі славу возсилаємо:</w:t>
-      </w:r>
-      <w:r>
-        <w:rPr>
-          <w:rFonts w:ascii="Times New Roman" w:hAnsi="Times New Roman" w:cs="Times New Roman"/>
-          <w:color w:val="000000"/>
-          <w:sz w:val="24"/>
-          <w:szCs w:val="24"/>
-        </w:rPr>
-        <w:t xml:space="preserve"> Отцю, і Сину, і Святому Духові</w:t>
-      </w:r>
-      <w:r>
-        <w:rPr>
-          <w:rFonts w:ascii="Times New Roman" w:hAnsi="Times New Roman" w:cs="Times New Roman"/>
-          <w:sz w:val="24"/>
-          <w:szCs w:val="24"/>
-        </w:rPr>
-        <w:t>, нині, і повсякчас, і на віки віків.</w:t>
+          <w:rFonts w:ascii="Times New Roman" w:hAnsi="Times New Roman"/>
+          <w:i/>
+          <w:color w:val="FF4400"/>
+          <w:sz w:val="24"/>
+        </w:rPr>
+        <w:t>Священник:</w:t>
+      </w:r>
+      <w:r>
+        <w:rPr>
+          <w:rFonts w:ascii="Times New Roman" w:hAnsi="Times New Roman"/>
+          <w:sz w:val="24"/>
+        </w:rPr>
+        <w:t xml:space="preserve"> Бо Ти Бог наш і Тобі славу возсилаємо: Отцю, і Сину, і Святому Духові, нині, і повсякчас, і на віки віків.</w:t>
       </w:r>
     </w:p>
     <w:p>
@@ -37149,30 +36942,19 @@
       </w:pPr>
       <w:r>
         <w:rPr>
-          <w:rFonts w:ascii="Times New Roman" w:hAnsi="Times New Roman" w:cs="Times New Roman"/>
-          <w:i/>
-          <w:color w:val="FF0000"/>
-          <w:sz w:val="24"/>
-          <w:szCs w:val="24"/>
-        </w:rPr>
-        <w:t xml:space="preserve">Священник: </w:t>
-      </w:r>
-      <w:r>
-        <w:rPr>
-          <w:rFonts w:ascii="Times New Roman" w:hAnsi="Times New Roman" w:cs="Times New Roman"/>
-          <w:color w:val="000000"/>
-          <w:sz w:val="24"/>
-          <w:szCs w:val="24"/>
-        </w:rPr>
-        <w:t>Бо Ти цар миру і Спас душ наших – і Тобі славу возсилаємо, Отцю, і Сину, і Святому Духові</w:t>
-      </w:r>
-      <w:r>
-        <w:rPr>
-          <w:rFonts w:ascii="Times New Roman" w:hAnsi="Times New Roman" w:cs="Times New Roman"/>
-          <w:sz w:val="24"/>
-          <w:szCs w:val="24"/>
-        </w:rPr>
-        <w:t>, нині, і повсякчас, і на віки віків.</w:t>
+          <w:rFonts w:ascii="Times New Roman" w:hAnsi="Times New Roman"/>
+          <w:i/>
+          <w:color w:val="FF4400"/>
+          <w:sz w:val="24"/>
+        </w:rPr>
+        <w:t>Священник:</w:t>
+      </w:r>
+      <w:r>
+        <w:rPr>
+          <w:rFonts w:ascii="Times New Roman" w:hAnsi="Times New Roman"/>
+          <w:sz w:val="24"/>
+        </w:rPr>
+        <w:t xml:space="preserve"> Бо Ти цар миру і Спас душ наших – і Тобі славу возсилаємо, Отцю, і Сину, і Святому Духові, нині, і повсякчас, і на віки віків.</w:t>
       </w:r>
     </w:p>
     <w:p>
@@ -41446,29 +41228,19 @@
       </w:pPr>
       <w:r>
         <w:rPr>
-          <w:rFonts w:ascii="Times New Roman" w:hAnsi="Times New Roman" w:cs="Times New Roman"/>
+          <w:rFonts w:ascii="Times New Roman" w:hAnsi="Times New Roman"/>
           <w:i/>
           <w:color w:val="FF4400"/>
           <w:sz w:val="24"/>
-          <w:szCs w:val="24"/>
-        </w:rPr>
-        <w:t xml:space="preserve">Священник: </w:t>
-      </w:r>
-      <w:r>
-        <w:rPr>
-          <w:rFonts w:ascii="Times New Roman" w:hAnsi="Times New Roman" w:cs="Times New Roman"/>
-          <w:sz w:val="24"/>
-          <w:szCs w:val="24"/>
-        </w:rPr>
-        <w:t>Бо милостивий і людинолюбний Бог єси, і Тобі славу возсилаєм</w:t>
-      </w:r>
-      <w:r>
-        <w:rPr>
-          <w:rFonts w:ascii="Times New Roman" w:hAnsi="Times New Roman" w:cs="Times New Roman"/>
-          <w:sz w:val="24"/>
-          <w:szCs w:val="24"/>
-        </w:rPr>
-        <w:t>о, Отцю, і Сину, і Святому Духові, нині, і повсякчас, і на віки віків.</w:t>
+        </w:rPr>
+        <w:t>Священник:</w:t>
+      </w:r>
+      <w:r>
+        <w:rPr>
+          <w:rFonts w:ascii="Times New Roman" w:hAnsi="Times New Roman"/>
+          <w:sz w:val="24"/>
+        </w:rPr>
+        <w:t xml:space="preserve"> Бо милостивий і людинолюбний Бог єси, і Тобі славу возсилаємо, Отцю, і Сину, і Святому Духові, нині, і повсякчас, і на віки віків.</w:t>
       </w:r>
     </w:p>
     <w:p>
@@ -42277,22 +42049,19 @@
       </w:pPr>
       <w:r>
         <w:rPr>
-          <w:rFonts w:ascii="Times New Roman" w:hAnsi="Times New Roman" w:cs="Times New Roman"/>
+          <w:rFonts w:ascii="Times New Roman" w:hAnsi="Times New Roman"/>
           <w:i/>
           <w:color w:val="FF4400"/>
           <w:sz w:val="24"/>
-          <w:szCs w:val="24"/>
-        </w:rPr>
-        <w:t xml:space="preserve">Священник: </w:t>
-      </w:r>
-      <w:r>
-        <w:rPr>
-          <w:rFonts w:ascii="Times New Roman" w:hAnsi="Times New Roman" w:cs="Times New Roman"/>
-          <w:color w:val="000000"/>
-          <w:sz w:val="24"/>
-          <w:szCs w:val="24"/>
-        </w:rPr>
-        <w:t>Бо до Тебе належить милувати і спасати нас, Боже наш, і Тобі славу возсилаємо, Отцю, і Сину, і Святому Духові, нині, і повсякчас, і на віки віків.</w:t>
+        </w:rPr>
+        <w:t>Священник:</w:t>
+      </w:r>
+      <w:r>
+        <w:rPr>
+          <w:rFonts w:ascii="Times New Roman" w:hAnsi="Times New Roman"/>
+          <w:sz w:val="24"/>
+        </w:rPr>
+        <w:t xml:space="preserve"> Бо до Тебе належить милувати і спасати нас, Боже наш, і Тобі славу возсилаємо, Отцю, і Сину, і Святому Духові, нині, і повсякчас, і на віки віків.</w:t>
       </w:r>
     </w:p>
     <w:p>
@@ -42681,73 +42450,38 @@
     <w:p>
       <w:pPr>
         <w:spacing w:after="120"/>
-        <w:jc w:val="both"/>
-        <w:rPr>
-          <w:rFonts w:ascii="Times New Roman" w:hAnsi="Times New Roman" w:cs="Times New Roman"/>
-          <w:sz w:val="24"/>
-          <w:szCs w:val="24"/>
-        </w:rPr>
-      </w:pPr>
-      <w:r>
-        <w:rPr>
-          <w:rFonts w:ascii="Times New Roman" w:hAnsi="Times New Roman" w:cs="Times New Roman"/>
-          <w:i/>
-          <w:color w:val="FF0000"/>
-          <w:sz w:val="24"/>
-          <w:szCs w:val="24"/>
-        </w:rPr>
-        <w:t>Священик:</w:t>
-      </w:r>
-      <w:r>
-        <w:rPr>
-          <w:rFonts w:ascii="Times New Roman" w:hAnsi="Times New Roman" w:cs="Times New Roman"/>
-          <w:sz w:val="24"/>
-          <w:szCs w:val="24"/>
-        </w:rPr>
-        <w:t xml:space="preserve"> Христос, що воскрес із мертвих, істинний Бог наш, молитвами пречистої сво</w:t>
-      </w:r>
-      <w:r>
-        <w:rPr>
-          <w:rFonts w:ascii="Times New Roman" w:hAnsi="Times New Roman" w:cs="Times New Roman"/>
-          <w:sz w:val="24"/>
-          <w:szCs w:val="24"/>
-        </w:rPr>
-        <w:t xml:space="preserve">єї Матері, святих, славних і всехвальних апостолів, і святого </w:t>
-      </w:r>
-      <w:r>
-        <w:rPr>
-          <w:rFonts w:ascii="Times New Roman" w:hAnsi="Times New Roman" w:cs="Times New Roman"/>
-          <w:i/>
-          <w:color w:val="FF0000"/>
-          <w:sz w:val="24"/>
-          <w:szCs w:val="24"/>
-        </w:rPr>
-        <w:t>(ім'я, якого є храм)</w:t>
-      </w:r>
-      <w:r>
-        <w:rPr>
-          <w:rFonts w:ascii="Times New Roman" w:hAnsi="Times New Roman" w:cs="Times New Roman"/>
-          <w:sz w:val="24"/>
-          <w:szCs w:val="24"/>
-        </w:rPr>
-        <w:t xml:space="preserve">, і святих апостолів </w:t>
-      </w:r>
-      <w:r>
-        <w:rPr>
-          <w:rFonts w:ascii="Times New Roman" w:hAnsi="Times New Roman" w:cs="Times New Roman"/>
-          <w:color w:val="FF0000"/>
-          <w:sz w:val="24"/>
-          <w:szCs w:val="24"/>
-        </w:rPr>
-        <w:t>Ераста, Олімпа, Родіона і тих, що з ними</w:t>
-      </w:r>
-      <w:r>
-        <w:rPr>
-          <w:rFonts w:ascii="Times New Roman" w:hAnsi="Times New Roman" w:cs="Times New Roman"/>
-          <w:sz w:val="24"/>
-          <w:szCs w:val="24"/>
-        </w:rPr>
-        <w:t>, і всіх святих, помилує і спасе нас, як благий і людинолюбний.</w:t>
+      </w:pPr>
+      <w:r>
+        <w:rPr>
+          <w:rFonts w:ascii="Times New Roman" w:hAnsi="Times New Roman"/>
+          <w:i/>
+          <w:color w:val="FF4400"/>
+          <w:sz w:val="24"/>
+        </w:rPr>
+        <w:t>Священник:</w:t>
+      </w:r>
+      <w:r>
+        <w:rPr>
+          <w:rFonts w:ascii="Times New Roman" w:hAnsi="Times New Roman"/>
+          <w:sz w:val="24"/>
+        </w:rPr>
+        <w:t xml:space="preserve"> Христос, що воскрес із мертвих, істинний Бог наш - молитвами пречистої Своєї Матері, святих славних і всехвальних апостолів, і святого, </w:t>
+      </w:r>
+      <w:r>
+        <w:rPr>
+          <w:rFonts w:ascii="Times New Roman" w:hAnsi="Times New Roman"/>
+          <w:i/>
+          <w:color w:val="FF4400"/>
+          <w:sz w:val="24"/>
+        </w:rPr>
+        <w:t>якого є храм</w:t>
+      </w:r>
+      <w:r>
+        <w:rPr>
+          <w:rFonts w:ascii="Times New Roman" w:hAnsi="Times New Roman"/>
+          <w:sz w:val="24"/>
+        </w:rPr>
+        <w:t>, і святих апостолів Ераста, Олімпа, Родіона і тих, що з ними, і всіх святих - помилує і спасе нас як благий і людинолюбний.</w:t>
       </w:r>
     </w:p>
     <w:p>
